--- a/docs/go3-sdg-referenzrahmen-v1/source/word/02_woek_sdgplus_erweiterung_detailkonzept_v1_0.docx
+++ b/docs/go3-sdg-referenzrahmen-v1/source/word/02_woek_sdgplus_erweiterung_detailkonzept_v1_0.docx
@@ -4002,7 +4002,7 @@
         <w:spacing w:after="140" w:line="259" w:lineRule="auto"/>
       </w:pPr>
       <w:r>
-        <w:t>SDG+ darf nie als Personenbewertung eingesetzt werden. Bewertet werden Systeme, Programme, Plattformen, Prozesse, Institutionen, öffentliche Kommunikationsräume und Wirkungsrisiken – nicht der Wert einzelner Menschen.</w:t>
+        <w:t>SDG+ darf nie als Personenbewertung eingesetzt werden. Bewertet werden Systeme, Programme, Plattformen, Prozesse, Institutionen, öffentliche Kommunikationsräume und Wirkungsrisiken - nicht der Wert einzelner Menschen.</w:t>
       </w:r>
     </w:p>
     <w:p>
@@ -5506,7 +5506,7 @@
                 <w:color w:val="252A2C"/>
                 <w:sz w:val="15"/>
               </w:rPr>
-              <w:t>Sustainable development goals – EU monitoring and data</w:t>
+              <w:t>Sustainable development goals - EU monitoring and data</w:t>
             </w:r>
           </w:p>
         </w:tc>
@@ -5589,7 +5589,7 @@
                 <w:color w:val="252A2C"/>
                 <w:sz w:val="15"/>
               </w:rPr>
-              <w:t>Sustainable development in the European Union – 2025 monitoring report</w:t>
+              <w:t>Sustainable development in the European Union - 2025 monitoring report</w:t>
             </w:r>
           </w:p>
         </w:tc>
